--- a/doc/软件设计.docx
+++ b/doc/软件设计.docx
@@ -23,16 +23,17 @@
         <w:tblLook w:val="04A0" w:firstRow="1" w:lastRow="0" w:firstColumn="1" w:lastColumn="0" w:noHBand="0" w:noVBand="1"/>
       </w:tblPr>
       <w:tblGrid>
-        <w:gridCol w:w="489"/>
-        <w:gridCol w:w="959"/>
-        <w:gridCol w:w="876"/>
-        <w:gridCol w:w="1461"/>
-        <w:gridCol w:w="813"/>
-        <w:gridCol w:w="1057"/>
-        <w:gridCol w:w="692"/>
-        <w:gridCol w:w="951"/>
-        <w:gridCol w:w="1189"/>
-        <w:gridCol w:w="573"/>
+        <w:gridCol w:w="470"/>
+        <w:gridCol w:w="819"/>
+        <w:gridCol w:w="727"/>
+        <w:gridCol w:w="1128"/>
+        <w:gridCol w:w="1243"/>
+        <w:gridCol w:w="757"/>
+        <w:gridCol w:w="918"/>
+        <w:gridCol w:w="622"/>
+        <w:gridCol w:w="857"/>
+        <w:gridCol w:w="993"/>
+        <w:gridCol w:w="526"/>
       </w:tblGrid>
       <w:tr>
         <w:trPr>
@@ -194,7 +195,80 @@
                 <w:kern w:val="0"/>
                 <w:bdr w:val="none" w:sz="0" w:space="0" w:color="auto" w:frame="1"/>
               </w:rPr>
-              <w:t>/运动角</w:t>
+              <w:t>/运动角（°）</w:t>
+            </w:r>
+          </w:p>
+        </w:tc>
+        <w:tc>
+          <w:tcPr>
+            <w:tcW w:w="0" w:type="auto"/>
+            <w:vAlign w:val="center"/>
+          </w:tcPr>
+          <w:p>
+            <w:pPr>
+              <w:widowControl/>
+              <w:adjustRightInd w:val="0"/>
+              <w:snapToGrid w:val="0"/>
+              <w:jc w:val="center"/>
+              <w:rPr>
+                <w:rFonts w:ascii="宋体" w:hAnsi="宋体" w:cs="宋体"/>
+                <w:b/>
+                <w:bCs/>
+                <w:color w:val="1F1F1F"/>
+                <w:kern w:val="0"/>
+                <w:bdr w:val="none" w:sz="0" w:space="0" w:color="auto" w:frame="1"/>
+              </w:rPr>
+            </w:pPr>
+            <w:r>
+              <w:rPr>
+                <w:rFonts w:ascii="宋体" w:hAnsi="宋体" w:cs="宋体" w:hint="eastAsia"/>
+                <w:b/>
+                <w:bCs/>
+                <w:color w:val="1F1F1F"/>
+                <w:kern w:val="0"/>
+                <w:bdr w:val="none" w:sz="0" w:space="0" w:color="auto" w:frame="1"/>
+              </w:rPr>
+              <w:t>速度</w:t>
+            </w:r>
+          </w:p>
+          <w:p>
+            <w:pPr>
+              <w:pStyle w:val="a0"/>
+              <w:jc w:val="center"/>
+              <w:rPr>
+                <w:rFonts w:hint="eastAsia"/>
+              </w:rPr>
+            </w:pPr>
+            <w:r>
+              <w:rPr>
+                <w:rFonts w:hint="eastAsia"/>
+                <w:b/>
+                <w:bCs/>
+              </w:rPr>
+              <w:t>（</w:t>
+            </w:r>
+            <w:r>
+              <w:rPr>
+                <w:rFonts w:hint="eastAsia"/>
+                <w:b/>
+                <w:bCs/>
+              </w:rPr>
+              <w:t>m</w:t>
+            </w:r>
+            <w:r>
+              <w:rPr>
+                <w:b/>
+                <w:bCs/>
+              </w:rPr>
+              <w:t>/s</w:t>
+            </w:r>
+            <w:r>
+              <w:rPr>
+                <w:rFonts w:hint="eastAsia"/>
+                <w:b/>
+                <w:bCs/>
+              </w:rPr>
+              <w:t>）</w:t>
             </w:r>
           </w:p>
         </w:tc>
@@ -561,7 +635,7 @@
                 <w:kern w:val="0"/>
                 <w:bdr w:val="none" w:sz="0" w:space="0" w:color="auto" w:frame="1"/>
               </w:rPr>
-              <w:t>60.0°</w:t>
+              <w:t>60.0</w:t>
             </w:r>
             <w:r>
               <w:rPr>
@@ -571,6 +645,35 @@
                 <w:bdr w:val="none" w:sz="0" w:space="0" w:color="auto" w:frame="1"/>
               </w:rPr>
               <w:t>/45</w:t>
+            </w:r>
+          </w:p>
+        </w:tc>
+        <w:tc>
+          <w:tcPr>
+            <w:tcW w:w="0" w:type="auto"/>
+            <w:vAlign w:val="center"/>
+          </w:tcPr>
+          <w:p>
+            <w:pPr>
+              <w:widowControl/>
+              <w:adjustRightInd w:val="0"/>
+              <w:snapToGrid w:val="0"/>
+              <w:jc w:val="center"/>
+              <w:rPr>
+                <w:rFonts w:ascii="宋体" w:hAnsi="宋体" w:cs="宋体" w:hint="eastAsia"/>
+                <w:color w:val="444746"/>
+                <w:kern w:val="0"/>
+                <w:bdr w:val="none" w:sz="0" w:space="0" w:color="auto" w:frame="1"/>
+              </w:rPr>
+            </w:pPr>
+            <w:r>
+              <w:rPr>
+                <w:rFonts w:ascii="宋体" w:hAnsi="宋体" w:cs="宋体" w:hint="eastAsia"/>
+                <w:color w:val="444746"/>
+                <w:kern w:val="0"/>
+                <w:bdr w:val="none" w:sz="0" w:space="0" w:color="auto" w:frame="1"/>
+              </w:rPr>
+              <w:t>4</w:t>
             </w:r>
           </w:p>
         </w:tc>
@@ -735,7 +838,7 @@
                 <w:kern w:val="0"/>
                 <w:bdr w:val="none" w:sz="0" w:space="0" w:color="auto" w:frame="1"/>
               </w:rPr>
-              <w:t>2.1 Hz</w:t>
+              <w:t>2.1</w:t>
             </w:r>
           </w:p>
         </w:tc>
@@ -954,7 +1057,7 @@
                 <w:kern w:val="0"/>
                 <w:bdr w:val="none" w:sz="0" w:space="0" w:color="auto" w:frame="1"/>
               </w:rPr>
-              <w:t>80.0°</w:t>
+              <w:t>80.0</w:t>
             </w:r>
             <w:r>
               <w:rPr>
@@ -964,6 +1067,35 @@
                 <w:bdr w:val="none" w:sz="0" w:space="0" w:color="auto" w:frame="1"/>
               </w:rPr>
               <w:t>/80</w:t>
+            </w:r>
+          </w:p>
+        </w:tc>
+        <w:tc>
+          <w:tcPr>
+            <w:tcW w:w="0" w:type="auto"/>
+            <w:vAlign w:val="center"/>
+          </w:tcPr>
+          <w:p>
+            <w:pPr>
+              <w:widowControl/>
+              <w:adjustRightInd w:val="0"/>
+              <w:snapToGrid w:val="0"/>
+              <w:jc w:val="center"/>
+              <w:rPr>
+                <w:rFonts w:ascii="宋体" w:hAnsi="宋体" w:cs="宋体" w:hint="eastAsia"/>
+                <w:color w:val="444746"/>
+                <w:kern w:val="0"/>
+                <w:bdr w:val="none" w:sz="0" w:space="0" w:color="auto" w:frame="1"/>
+              </w:rPr>
+            </w:pPr>
+            <w:r>
+              <w:rPr>
+                <w:rFonts w:ascii="宋体" w:hAnsi="宋体" w:cs="宋体" w:hint="eastAsia"/>
+                <w:color w:val="444746"/>
+                <w:kern w:val="0"/>
+                <w:bdr w:val="none" w:sz="0" w:space="0" w:color="auto" w:frame="1"/>
+              </w:rPr>
+              <w:t>5</w:t>
             </w:r>
           </w:p>
         </w:tc>
@@ -1117,7 +1249,7 @@
                 <w:kern w:val="0"/>
                 <w:bdr w:val="none" w:sz="0" w:space="0" w:color="auto" w:frame="1"/>
               </w:rPr>
-              <w:t>2.8 Hz</w:t>
+              <w:t>2.8</w:t>
             </w:r>
           </w:p>
         </w:tc>
@@ -1345,7 +1477,7 @@
                 <w:kern w:val="0"/>
                 <w:bdr w:val="none" w:sz="0" w:space="0" w:color="auto" w:frame="1"/>
               </w:rPr>
-              <w:t>88.2°</w:t>
+              <w:t>88.2</w:t>
             </w:r>
             <w:r>
               <w:rPr>
@@ -1355,6 +1487,35 @@
                 <w:bdr w:val="none" w:sz="0" w:space="0" w:color="auto" w:frame="1"/>
               </w:rPr>
               <w:t>/85</w:t>
+            </w:r>
+          </w:p>
+        </w:tc>
+        <w:tc>
+          <w:tcPr>
+            <w:tcW w:w="0" w:type="auto"/>
+            <w:vAlign w:val="center"/>
+          </w:tcPr>
+          <w:p>
+            <w:pPr>
+              <w:widowControl/>
+              <w:adjustRightInd w:val="0"/>
+              <w:snapToGrid w:val="0"/>
+              <w:jc w:val="center"/>
+              <w:rPr>
+                <w:rFonts w:ascii="宋体" w:hAnsi="宋体" w:cs="宋体" w:hint="eastAsia"/>
+                <w:color w:val="444746"/>
+                <w:kern w:val="0"/>
+                <w:bdr w:val="none" w:sz="0" w:space="0" w:color="auto" w:frame="1"/>
+              </w:rPr>
+            </w:pPr>
+            <w:r>
+              <w:rPr>
+                <w:rFonts w:ascii="宋体" w:hAnsi="宋体" w:cs="宋体" w:hint="eastAsia"/>
+                <w:color w:val="444746"/>
+                <w:kern w:val="0"/>
+                <w:bdr w:val="none" w:sz="0" w:space="0" w:color="auto" w:frame="1"/>
+              </w:rPr>
+              <w:t>8</w:t>
             </w:r>
           </w:p>
         </w:tc>
@@ -1508,7 +1669,7 @@
                 <w:kern w:val="0"/>
                 <w:bdr w:val="none" w:sz="0" w:space="0" w:color="auto" w:frame="1"/>
               </w:rPr>
-              <w:t>4.2 Hz</w:t>
+              <w:t>4.2</w:t>
             </w:r>
           </w:p>
         </w:tc>
@@ -1736,7 +1897,7 @@
                 <w:kern w:val="0"/>
                 <w:bdr w:val="none" w:sz="0" w:space="0" w:color="auto" w:frame="1"/>
               </w:rPr>
-              <w:t>90.0°</w:t>
+              <w:t>90.0</w:t>
             </w:r>
             <w:r>
               <w:rPr>
@@ -1746,6 +1907,35 @@
                 <w:bdr w:val="none" w:sz="0" w:space="0" w:color="auto" w:frame="1"/>
               </w:rPr>
               <w:t>/95</w:t>
+            </w:r>
+          </w:p>
+        </w:tc>
+        <w:tc>
+          <w:tcPr>
+            <w:tcW w:w="0" w:type="auto"/>
+            <w:vAlign w:val="center"/>
+          </w:tcPr>
+          <w:p>
+            <w:pPr>
+              <w:widowControl/>
+              <w:adjustRightInd w:val="0"/>
+              <w:snapToGrid w:val="0"/>
+              <w:jc w:val="center"/>
+              <w:rPr>
+                <w:rFonts w:ascii="宋体" w:hAnsi="宋体" w:cs="宋体" w:hint="eastAsia"/>
+                <w:color w:val="444746"/>
+                <w:kern w:val="0"/>
+                <w:bdr w:val="none" w:sz="0" w:space="0" w:color="auto" w:frame="1"/>
+              </w:rPr>
+            </w:pPr>
+            <w:r>
+              <w:rPr>
+                <w:rFonts w:ascii="宋体" w:hAnsi="宋体" w:cs="宋体" w:hint="eastAsia"/>
+                <w:color w:val="444746"/>
+                <w:kern w:val="0"/>
+                <w:bdr w:val="none" w:sz="0" w:space="0" w:color="auto" w:frame="1"/>
+              </w:rPr>
+              <w:t>7</w:t>
             </w:r>
           </w:p>
         </w:tc>
@@ -1890,7 +2080,7 @@
                 <w:kern w:val="0"/>
                 <w:bdr w:val="none" w:sz="0" w:space="0" w:color="auto" w:frame="1"/>
               </w:rPr>
-              <w:t>5.5 Hz</w:t>
+              <w:t>5.5</w:t>
             </w:r>
           </w:p>
         </w:tc>
@@ -1965,811 +2155,6 @@
           </w:p>
         </w:tc>
       </w:tr>
-      <w:tr>
-        <w:trPr>
-          <w:tblCellSpacing w:w="15" w:type="dxa"/>
-        </w:trPr>
-        <w:tc>
-          <w:tcPr>
-            <w:tcW w:w="0" w:type="auto"/>
-            <w:tcMar>
-              <w:top w:w="240" w:type="dxa"/>
-              <w:left w:w="0" w:type="dxa"/>
-              <w:bottom w:w="240" w:type="dxa"/>
-              <w:right w:w="180" w:type="dxa"/>
-            </w:tcMar>
-            <w:vAlign w:val="center"/>
-            <w:hideMark/>
-          </w:tcPr>
-          <w:p>
-            <w:pPr>
-              <w:widowControl/>
-              <w:adjustRightInd w:val="0"/>
-              <w:snapToGrid w:val="0"/>
-              <w:jc w:val="center"/>
-              <w:rPr>
-                <w:rFonts w:ascii="宋体" w:hAnsi="宋体" w:cs="宋体"/>
-                <w:color w:val="1F1F1F"/>
-                <w:kern w:val="0"/>
-              </w:rPr>
-            </w:pPr>
-            <w:r>
-              <w:rPr>
-                <w:rFonts w:ascii="宋体" w:hAnsi="宋体" w:cs="宋体"/>
-                <w:color w:val="1F1F1F"/>
-                <w:kern w:val="0"/>
-                <w:bdr w:val="none" w:sz="0" w:space="0" w:color="auto" w:frame="1"/>
-              </w:rPr>
-              <w:t>5</w:t>
-            </w:r>
-          </w:p>
-        </w:tc>
-        <w:tc>
-          <w:tcPr>
-            <w:tcW w:w="0" w:type="auto"/>
-            <w:tcMar>
-              <w:top w:w="240" w:type="dxa"/>
-              <w:left w:w="0" w:type="dxa"/>
-              <w:bottom w:w="240" w:type="dxa"/>
-              <w:right w:w="180" w:type="dxa"/>
-            </w:tcMar>
-            <w:vAlign w:val="center"/>
-            <w:hideMark/>
-          </w:tcPr>
-          <w:p>
-            <w:pPr>
-              <w:widowControl/>
-              <w:adjustRightInd w:val="0"/>
-              <w:snapToGrid w:val="0"/>
-              <w:jc w:val="center"/>
-              <w:rPr>
-                <w:rFonts w:ascii="宋体" w:hAnsi="宋体" w:cs="宋体"/>
-                <w:color w:val="1F1F1F"/>
-                <w:kern w:val="0"/>
-              </w:rPr>
-            </w:pPr>
-            <w:r>
-              <w:rPr>
-                <w:rFonts w:ascii="宋体" w:hAnsi="宋体" w:cs="宋体"/>
-                <w:b/>
-                <w:bCs/>
-                <w:color w:val="1F1F1F"/>
-                <w:kern w:val="0"/>
-                <w:bdr w:val="none" w:sz="0" w:space="0" w:color="auto" w:frame="1"/>
-              </w:rPr>
-              <w:t>Ship E</w:t>
-            </w:r>
-          </w:p>
-        </w:tc>
-        <w:tc>
-          <w:tcPr>
-            <w:tcW w:w="0" w:type="auto"/>
-            <w:tcMar>
-              <w:top w:w="240" w:type="dxa"/>
-              <w:left w:w="0" w:type="dxa"/>
-              <w:bottom w:w="240" w:type="dxa"/>
-              <w:right w:w="180" w:type="dxa"/>
-            </w:tcMar>
-            <w:vAlign w:val="center"/>
-            <w:hideMark/>
-          </w:tcPr>
-          <w:p>
-            <w:pPr>
-              <w:widowControl/>
-              <w:adjustRightInd w:val="0"/>
-              <w:snapToGrid w:val="0"/>
-              <w:jc w:val="center"/>
-              <w:rPr>
-                <w:rFonts w:ascii="宋体" w:hAnsi="宋体" w:cs="宋体"/>
-                <w:color w:val="1F1F1F"/>
-                <w:kern w:val="0"/>
-              </w:rPr>
-            </w:pPr>
-            <w:r>
-              <w:rPr>
-                <w:rFonts w:ascii="宋体" w:hAnsi="宋体" w:cs="宋体"/>
-                <w:b/>
-                <w:bCs/>
-                <w:color w:val="1F1F1F"/>
-                <w:kern w:val="0"/>
-                <w:bdr w:val="none" w:sz="0" w:space="0" w:color="auto" w:frame="1"/>
-              </w:rPr>
-              <w:t>水面船 3</w:t>
-            </w:r>
-          </w:p>
-        </w:tc>
-        <w:tc>
-          <w:tcPr>
-            <w:tcW w:w="0" w:type="auto"/>
-            <w:tcMar>
-              <w:top w:w="240" w:type="dxa"/>
-              <w:left w:w="0" w:type="dxa"/>
-              <w:bottom w:w="240" w:type="dxa"/>
-              <w:right w:w="180" w:type="dxa"/>
-            </w:tcMar>
-            <w:vAlign w:val="center"/>
-            <w:hideMark/>
-          </w:tcPr>
-          <w:p>
-            <w:pPr>
-              <w:widowControl/>
-              <w:adjustRightInd w:val="0"/>
-              <w:snapToGrid w:val="0"/>
-              <w:jc w:val="center"/>
-              <w:rPr>
-                <w:rFonts w:ascii="宋体" w:hAnsi="宋体" w:cs="宋体"/>
-                <w:color w:val="1F1F1F"/>
-                <w:kern w:val="0"/>
-              </w:rPr>
-            </w:pPr>
-            <w:r>
-              <w:rPr>
-                <w:rFonts w:ascii="宋体" w:hAnsi="宋体" w:cs="宋体"/>
-                <w:color w:val="1F1F1F"/>
-                <w:kern w:val="0"/>
-                <w:bdr w:val="none" w:sz="0" w:space="0" w:color="auto" w:frame="1"/>
-              </w:rPr>
-              <w:t>120.0°</w:t>
-            </w:r>
-            <w:r>
-              <w:rPr>
-                <w:rFonts w:ascii="宋体" w:hAnsi="宋体" w:cs="宋体"/>
-                <w:color w:val="1F1F1F"/>
-                <w:kern w:val="0"/>
-                <w:bdr w:val="none" w:sz="0" w:space="0" w:color="auto" w:frame="1"/>
-              </w:rPr>
-              <w:t>/120</w:t>
-            </w:r>
-          </w:p>
-        </w:tc>
-        <w:tc>
-          <w:tcPr>
-            <w:tcW w:w="0" w:type="auto"/>
-            <w:vAlign w:val="center"/>
-          </w:tcPr>
-          <w:p>
-            <w:pPr>
-              <w:widowControl/>
-              <w:adjustRightInd w:val="0"/>
-              <w:snapToGrid w:val="0"/>
-              <w:jc w:val="center"/>
-              <w:rPr>
-                <w:rFonts w:ascii="宋体" w:hAnsi="宋体" w:cs="宋体"/>
-                <w:color w:val="444746"/>
-                <w:kern w:val="0"/>
-                <w:bdr w:val="none" w:sz="0" w:space="0" w:color="auto" w:frame="1"/>
-              </w:rPr>
-            </w:pPr>
-            <w:r>
-              <w:rPr>
-                <w:rFonts w:ascii="宋体" w:hAnsi="宋体" w:cs="宋体" w:hint="eastAsia"/>
-                <w:color w:val="444746"/>
-                <w:kern w:val="0"/>
-                <w:bdr w:val="none" w:sz="0" w:space="0" w:color="auto" w:frame="1"/>
-              </w:rPr>
-              <w:t>1</w:t>
-            </w:r>
-            <w:r>
-              <w:rPr>
-                <w:rFonts w:ascii="宋体" w:hAnsi="宋体" w:cs="宋体"/>
-                <w:color w:val="444746"/>
-                <w:kern w:val="0"/>
-                <w:bdr w:val="none" w:sz="0" w:space="0" w:color="auto" w:frame="1"/>
-              </w:rPr>
-              <w:t>2</w:t>
-            </w:r>
-          </w:p>
-        </w:tc>
-        <w:tc>
-          <w:tcPr>
-            <w:tcW w:w="0" w:type="auto"/>
-            <w:tcMar>
-              <w:top w:w="240" w:type="dxa"/>
-              <w:left w:w="0" w:type="dxa"/>
-              <w:bottom w:w="240" w:type="dxa"/>
-              <w:right w:w="180" w:type="dxa"/>
-            </w:tcMar>
-            <w:vAlign w:val="center"/>
-            <w:hideMark/>
-          </w:tcPr>
-          <w:p>
-            <w:pPr>
-              <w:widowControl/>
-              <w:adjustRightInd w:val="0"/>
-              <w:snapToGrid w:val="0"/>
-              <w:jc w:val="center"/>
-              <w:rPr>
-                <w:rFonts w:ascii="宋体" w:hAnsi="宋体" w:cs="宋体"/>
-                <w:color w:val="1F1F1F"/>
-                <w:kern w:val="0"/>
-              </w:rPr>
-            </w:pPr>
-            <w:r>
-              <w:rPr>
-                <w:rFonts w:ascii="宋体" w:hAnsi="宋体" w:cs="宋体"/>
-                <w:color w:val="444746"/>
-                <w:kern w:val="0"/>
-                <w:bdr w:val="none" w:sz="0" w:space="0" w:color="auto" w:frame="1"/>
-              </w:rPr>
-              <w:t>[</w:t>
-            </w:r>
-            <w:r>
-              <w:rPr>
-                <w:rFonts w:ascii="宋体" w:hAnsi="宋体" w:cs="宋体"/>
-                <w:color w:val="444746"/>
-                <w:kern w:val="0"/>
-                <w:bdr w:val="none" w:sz="0" w:space="0" w:color="auto" w:frame="1"/>
-              </w:rPr>
-              <w:t>200</w:t>
-            </w:r>
-            <w:r>
-              <w:rPr>
-                <w:rFonts w:ascii="宋体" w:hAnsi="宋体" w:cs="宋体"/>
-                <w:color w:val="444746"/>
-                <w:kern w:val="0"/>
-                <w:bdr w:val="none" w:sz="0" w:space="0" w:color="auto" w:frame="1"/>
-              </w:rPr>
-              <w:t>, 250]</w:t>
-            </w:r>
-          </w:p>
-        </w:tc>
-        <w:tc>
-          <w:tcPr>
-            <w:tcW w:w="0" w:type="auto"/>
-            <w:tcMar>
-              <w:top w:w="240" w:type="dxa"/>
-              <w:left w:w="0" w:type="dxa"/>
-              <w:bottom w:w="240" w:type="dxa"/>
-              <w:right w:w="180" w:type="dxa"/>
-            </w:tcMar>
-            <w:vAlign w:val="center"/>
-            <w:hideMark/>
-          </w:tcPr>
-          <w:p>
-            <w:pPr>
-              <w:widowControl/>
-              <w:adjustRightInd w:val="0"/>
-              <w:snapToGrid w:val="0"/>
-              <w:jc w:val="center"/>
-              <w:rPr>
-                <w:rFonts w:ascii="宋体" w:hAnsi="宋体" w:cs="宋体"/>
-                <w:color w:val="1F1F1F"/>
-                <w:kern w:val="0"/>
-              </w:rPr>
-            </w:pPr>
-            <w:r>
-              <w:rPr>
-                <w:rFonts w:ascii="宋体" w:hAnsi="宋体" w:cs="宋体" w:hint="eastAsia"/>
-                <w:b/>
-                <w:bCs/>
-                <w:color w:val="1F1F1F"/>
-                <w:kern w:val="0"/>
-                <w:bdr w:val="none" w:sz="0" w:space="0" w:color="auto" w:frame="1"/>
-              </w:rPr>
-              <w:t>2</w:t>
-            </w:r>
-            <w:r>
-              <w:rPr>
-                <w:rFonts w:ascii="宋体" w:hAnsi="宋体" w:cs="宋体"/>
-                <w:b/>
-                <w:bCs/>
-                <w:color w:val="1F1F1F"/>
-                <w:kern w:val="0"/>
-                <w:bdr w:val="none" w:sz="0" w:space="0" w:color="auto" w:frame="1"/>
-              </w:rPr>
-              <w:t>根</w:t>
-            </w:r>
-            <w:r>
-              <w:rPr>
-                <w:rFonts w:ascii="宋体" w:hAnsi="宋体" w:cs="宋体"/>
-                <w:color w:val="1F1F1F"/>
-                <w:kern w:val="0"/>
-                <w:bdr w:val="none" w:sz="0" w:space="0" w:color="auto" w:frame="1"/>
-              </w:rPr>
-              <w:t xml:space="preserve"> (谐波)</w:t>
-            </w:r>
-          </w:p>
-        </w:tc>
-        <w:tc>
-          <w:tcPr>
-            <w:tcW w:w="0" w:type="auto"/>
-            <w:tcMar>
-              <w:top w:w="240" w:type="dxa"/>
-              <w:left w:w="0" w:type="dxa"/>
-              <w:bottom w:w="240" w:type="dxa"/>
-              <w:right w:w="180" w:type="dxa"/>
-            </w:tcMar>
-            <w:vAlign w:val="center"/>
-            <w:hideMark/>
-          </w:tcPr>
-          <w:p>
-            <w:pPr>
-              <w:widowControl/>
-              <w:adjustRightInd w:val="0"/>
-              <w:snapToGrid w:val="0"/>
-              <w:jc w:val="center"/>
-              <w:rPr>
-                <w:rFonts w:ascii="宋体" w:hAnsi="宋体" w:cs="宋体"/>
-                <w:color w:val="1F1F1F"/>
-                <w:kern w:val="0"/>
-              </w:rPr>
-            </w:pPr>
-            <w:r>
-              <w:rPr>
-                <w:rFonts w:ascii="宋体" w:hAnsi="宋体" w:cs="宋体"/>
-                <w:color w:val="1F1F1F"/>
-                <w:kern w:val="0"/>
-                <w:bdr w:val="none" w:sz="0" w:space="0" w:color="auto" w:frame="1"/>
-              </w:rPr>
-              <w:t>6.8 Hz</w:t>
-            </w:r>
-          </w:p>
-        </w:tc>
-        <w:tc>
-          <w:tcPr>
-            <w:tcW w:w="0" w:type="auto"/>
-            <w:tcMar>
-              <w:top w:w="240" w:type="dxa"/>
-              <w:left w:w="0" w:type="dxa"/>
-              <w:bottom w:w="240" w:type="dxa"/>
-              <w:right w:w="180" w:type="dxa"/>
-            </w:tcMar>
-            <w:vAlign w:val="center"/>
-            <w:hideMark/>
-          </w:tcPr>
-          <w:p>
-            <w:pPr>
-              <w:widowControl/>
-              <w:adjustRightInd w:val="0"/>
-              <w:snapToGrid w:val="0"/>
-              <w:jc w:val="center"/>
-              <w:rPr>
-                <w:rFonts w:ascii="宋体" w:hAnsi="宋体" w:cs="宋体"/>
-                <w:color w:val="1F1F1F"/>
-                <w:kern w:val="0"/>
-              </w:rPr>
-            </w:pPr>
-            <w:r>
-              <w:rPr>
-                <w:rFonts w:ascii="宋体" w:hAnsi="宋体" w:cs="宋体"/>
-                <w:color w:val="1F1F1F"/>
-                <w:kern w:val="0"/>
-                <w:bdr w:val="none" w:sz="0" w:space="0" w:color="auto" w:frame="1"/>
-              </w:rPr>
-              <w:t>2~4次连续谐波簇</w:t>
-            </w:r>
-          </w:p>
-        </w:tc>
-        <w:tc>
-          <w:tcPr>
-            <w:tcW w:w="0" w:type="auto"/>
-            <w:tcMar>
-              <w:top w:w="240" w:type="dxa"/>
-              <w:left w:w="0" w:type="dxa"/>
-              <w:bottom w:w="240" w:type="dxa"/>
-              <w:right w:w="0" w:type="dxa"/>
-            </w:tcMar>
-            <w:vAlign w:val="center"/>
-            <w:hideMark/>
-          </w:tcPr>
-          <w:p>
-            <w:pPr>
-              <w:widowControl/>
-              <w:adjustRightInd w:val="0"/>
-              <w:snapToGrid w:val="0"/>
-              <w:jc w:val="center"/>
-              <w:rPr>
-                <w:rFonts w:ascii="宋体" w:hAnsi="宋体" w:cs="宋体"/>
-                <w:color w:val="1F1F1F"/>
-                <w:kern w:val="0"/>
-              </w:rPr>
-            </w:pPr>
-            <w:r>
-              <w:rPr>
-                <w:rFonts w:ascii="宋体" w:hAnsi="宋体" w:cs="宋体"/>
-                <w:color w:val="1F1F1F"/>
-                <w:kern w:val="0"/>
-                <w:bdr w:val="none" w:sz="0" w:space="0" w:color="auto" w:frame="1"/>
-              </w:rPr>
-              <w:t>0.85 (强)</w:t>
-            </w:r>
-          </w:p>
-        </w:tc>
-      </w:tr>
-      <w:tr>
-        <w:trPr>
-          <w:trHeight w:val="24"/>
-          <w:tblCellSpacing w:w="15" w:type="dxa"/>
-        </w:trPr>
-        <w:tc>
-          <w:tcPr>
-            <w:tcW w:w="0" w:type="auto"/>
-            <w:tcMar>
-              <w:top w:w="240" w:type="dxa"/>
-              <w:left w:w="0" w:type="dxa"/>
-              <w:bottom w:w="240" w:type="dxa"/>
-              <w:right w:w="180" w:type="dxa"/>
-            </w:tcMar>
-            <w:vAlign w:val="center"/>
-            <w:hideMark/>
-          </w:tcPr>
-          <w:p>
-            <w:pPr>
-              <w:widowControl/>
-              <w:adjustRightInd w:val="0"/>
-              <w:snapToGrid w:val="0"/>
-              <w:jc w:val="center"/>
-              <w:rPr>
-                <w:rFonts w:ascii="宋体" w:hAnsi="宋体" w:cs="宋体"/>
-                <w:color w:val="1F1F1F"/>
-                <w:kern w:val="0"/>
-              </w:rPr>
-            </w:pPr>
-            <w:r>
-              <w:rPr>
-                <w:rFonts w:ascii="宋体" w:hAnsi="宋体" w:cs="宋体"/>
-                <w:color w:val="1F1F1F"/>
-                <w:kern w:val="0"/>
-                <w:bdr w:val="none" w:sz="0" w:space="0" w:color="auto" w:frame="1"/>
-              </w:rPr>
-              <w:t>6</w:t>
-            </w:r>
-          </w:p>
-        </w:tc>
-        <w:tc>
-          <w:tcPr>
-            <w:tcW w:w="0" w:type="auto"/>
-            <w:tcMar>
-              <w:top w:w="240" w:type="dxa"/>
-              <w:left w:w="0" w:type="dxa"/>
-              <w:bottom w:w="240" w:type="dxa"/>
-              <w:right w:w="180" w:type="dxa"/>
-            </w:tcMar>
-            <w:vAlign w:val="center"/>
-            <w:hideMark/>
-          </w:tcPr>
-          <w:p>
-            <w:pPr>
-              <w:widowControl/>
-              <w:adjustRightInd w:val="0"/>
-              <w:snapToGrid w:val="0"/>
-              <w:jc w:val="center"/>
-              <w:rPr>
-                <w:rFonts w:ascii="宋体" w:hAnsi="宋体" w:cs="宋体"/>
-                <w:color w:val="1F1F1F"/>
-                <w:kern w:val="0"/>
-              </w:rPr>
-            </w:pPr>
-            <w:r>
-              <w:rPr>
-                <w:rFonts w:ascii="宋体" w:hAnsi="宋体" w:cs="宋体"/>
-                <w:b/>
-                <w:bCs/>
-                <w:color w:val="1F1F1F"/>
-                <w:kern w:val="0"/>
-                <w:bdr w:val="none" w:sz="0" w:space="0" w:color="auto" w:frame="1"/>
-              </w:rPr>
-              <w:t>Ship F</w:t>
-            </w:r>
-          </w:p>
-        </w:tc>
-        <w:tc>
-          <w:tcPr>
-            <w:tcW w:w="0" w:type="auto"/>
-            <w:tcMar>
-              <w:top w:w="240" w:type="dxa"/>
-              <w:left w:w="0" w:type="dxa"/>
-              <w:bottom w:w="240" w:type="dxa"/>
-              <w:right w:w="180" w:type="dxa"/>
-            </w:tcMar>
-            <w:vAlign w:val="center"/>
-            <w:hideMark/>
-          </w:tcPr>
-          <w:p>
-            <w:pPr>
-              <w:widowControl/>
-              <w:adjustRightInd w:val="0"/>
-              <w:snapToGrid w:val="0"/>
-              <w:jc w:val="center"/>
-              <w:rPr>
-                <w:rFonts w:ascii="宋体" w:hAnsi="宋体" w:cs="宋体"/>
-                <w:color w:val="1F1F1F"/>
-                <w:kern w:val="0"/>
-              </w:rPr>
-            </w:pPr>
-            <w:r>
-              <w:rPr>
-                <w:rFonts w:ascii="宋体" w:hAnsi="宋体" w:cs="宋体"/>
-                <w:b/>
-                <w:bCs/>
-                <w:color w:val="1F1F1F"/>
-                <w:kern w:val="0"/>
-                <w:bdr w:val="none" w:sz="0" w:space="0" w:color="auto" w:frame="1"/>
-              </w:rPr>
-              <w:t>水面船 4</w:t>
-            </w:r>
-          </w:p>
-        </w:tc>
-        <w:tc>
-          <w:tcPr>
-            <w:tcW w:w="0" w:type="auto"/>
-            <w:tcMar>
-              <w:top w:w="240" w:type="dxa"/>
-              <w:left w:w="0" w:type="dxa"/>
-              <w:bottom w:w="240" w:type="dxa"/>
-              <w:right w:w="180" w:type="dxa"/>
-            </w:tcMar>
-            <w:vAlign w:val="center"/>
-            <w:hideMark/>
-          </w:tcPr>
-          <w:p>
-            <w:pPr>
-              <w:widowControl/>
-              <w:adjustRightInd w:val="0"/>
-              <w:snapToGrid w:val="0"/>
-              <w:jc w:val="center"/>
-              <w:rPr>
-                <w:rFonts w:ascii="宋体" w:hAnsi="宋体" w:cs="宋体"/>
-                <w:color w:val="1F1F1F"/>
-                <w:kern w:val="0"/>
-              </w:rPr>
-            </w:pPr>
-            <w:r>
-              <w:rPr>
-                <w:rFonts w:ascii="宋体" w:hAnsi="宋体" w:cs="宋体"/>
-                <w:color w:val="1F1F1F"/>
-                <w:kern w:val="0"/>
-                <w:bdr w:val="none" w:sz="0" w:space="0" w:color="auto" w:frame="1"/>
-              </w:rPr>
-              <w:t>140.0°</w:t>
-            </w:r>
-            <w:r>
-              <w:rPr>
-                <w:rFonts w:ascii="宋体" w:hAnsi="宋体" w:cs="宋体"/>
-                <w:color w:val="1F1F1F"/>
-                <w:kern w:val="0"/>
-                <w:bdr w:val="none" w:sz="0" w:space="0" w:color="auto" w:frame="1"/>
-              </w:rPr>
-              <w:t>/160</w:t>
-            </w:r>
-          </w:p>
-        </w:tc>
-        <w:tc>
-          <w:tcPr>
-            <w:tcW w:w="0" w:type="auto"/>
-            <w:vAlign w:val="center"/>
-          </w:tcPr>
-          <w:p>
-            <w:pPr>
-              <w:widowControl/>
-              <w:adjustRightInd w:val="0"/>
-              <w:snapToGrid w:val="0"/>
-              <w:jc w:val="center"/>
-              <w:rPr>
-                <w:rFonts w:ascii="宋体" w:hAnsi="宋体" w:cs="宋体"/>
-                <w:color w:val="444746"/>
-                <w:kern w:val="0"/>
-                <w:bdr w:val="none" w:sz="0" w:space="0" w:color="auto" w:frame="1"/>
-              </w:rPr>
-            </w:pPr>
-            <w:r>
-              <w:rPr>
-                <w:rFonts w:ascii="宋体" w:hAnsi="宋体" w:cs="宋体" w:hint="eastAsia"/>
-                <w:color w:val="444746"/>
-                <w:kern w:val="0"/>
-                <w:bdr w:val="none" w:sz="0" w:space="0" w:color="auto" w:frame="1"/>
-              </w:rPr>
-              <w:t>1</w:t>
-            </w:r>
-            <w:r>
-              <w:rPr>
-                <w:rFonts w:ascii="宋体" w:hAnsi="宋体" w:cs="宋体"/>
-                <w:color w:val="444746"/>
-                <w:kern w:val="0"/>
-                <w:bdr w:val="none" w:sz="0" w:space="0" w:color="auto" w:frame="1"/>
-              </w:rPr>
-              <w:t>5</w:t>
-            </w:r>
-          </w:p>
-        </w:tc>
-        <w:tc>
-          <w:tcPr>
-            <w:tcW w:w="0" w:type="auto"/>
-            <w:tcMar>
-              <w:top w:w="240" w:type="dxa"/>
-              <w:left w:w="0" w:type="dxa"/>
-              <w:bottom w:w="240" w:type="dxa"/>
-              <w:right w:w="180" w:type="dxa"/>
-            </w:tcMar>
-            <w:vAlign w:val="center"/>
-            <w:hideMark/>
-          </w:tcPr>
-          <w:p>
-            <w:pPr>
-              <w:widowControl/>
-              <w:adjustRightInd w:val="0"/>
-              <w:snapToGrid w:val="0"/>
-              <w:jc w:val="center"/>
-              <w:rPr>
-                <w:rFonts w:ascii="宋体" w:hAnsi="宋体" w:cs="宋体"/>
-                <w:color w:val="1F1F1F"/>
-                <w:kern w:val="0"/>
-              </w:rPr>
-            </w:pPr>
-            <w:r>
-              <w:rPr>
-                <w:rFonts w:ascii="宋体" w:hAnsi="宋体" w:cs="宋体"/>
-                <w:color w:val="444746"/>
-                <w:kern w:val="0"/>
-                <w:bdr w:val="none" w:sz="0" w:space="0" w:color="auto" w:frame="1"/>
-              </w:rPr>
-              <w:t>[140, 280]</w:t>
-            </w:r>
-          </w:p>
-        </w:tc>
-        <w:tc>
-          <w:tcPr>
-            <w:tcW w:w="0" w:type="auto"/>
-            <w:tcMar>
-              <w:top w:w="240" w:type="dxa"/>
-              <w:left w:w="0" w:type="dxa"/>
-              <w:bottom w:w="240" w:type="dxa"/>
-              <w:right w:w="180" w:type="dxa"/>
-            </w:tcMar>
-            <w:vAlign w:val="center"/>
-            <w:hideMark/>
-          </w:tcPr>
-          <w:p>
-            <w:pPr>
-              <w:widowControl/>
-              <w:adjustRightInd w:val="0"/>
-              <w:snapToGrid w:val="0"/>
-              <w:jc w:val="center"/>
-              <w:rPr>
-                <w:rFonts w:ascii="宋体" w:hAnsi="宋体" w:cs="宋体"/>
-                <w:color w:val="1F1F1F"/>
-                <w:kern w:val="0"/>
-              </w:rPr>
-            </w:pPr>
-            <w:r>
-              <w:rPr>
-                <w:rFonts w:ascii="宋体" w:hAnsi="宋体" w:cs="宋体" w:hint="eastAsia"/>
-                <w:b/>
-                <w:bCs/>
-                <w:color w:val="1F1F1F"/>
-                <w:kern w:val="0"/>
-                <w:bdr w:val="none" w:sz="0" w:space="0" w:color="auto" w:frame="1"/>
-              </w:rPr>
-              <w:t>2</w:t>
-            </w:r>
-            <w:r>
-              <w:rPr>
-                <w:rFonts w:ascii="宋体" w:hAnsi="宋体" w:cs="宋体"/>
-                <w:b/>
-                <w:bCs/>
-                <w:color w:val="1F1F1F"/>
-                <w:kern w:val="0"/>
-                <w:bdr w:val="none" w:sz="0" w:space="0" w:color="auto" w:frame="1"/>
-              </w:rPr>
-              <w:t>根</w:t>
-            </w:r>
-            <w:r>
-              <w:rPr>
-                <w:rFonts w:ascii="宋体" w:hAnsi="宋体" w:cs="宋体"/>
-                <w:color w:val="1F1F1F"/>
-                <w:kern w:val="0"/>
-                <w:bdr w:val="none" w:sz="0" w:space="0" w:color="auto" w:frame="1"/>
-              </w:rPr>
-              <w:t xml:space="preserve"> (谐波)</w:t>
-            </w:r>
-          </w:p>
-        </w:tc>
-        <w:tc>
-          <w:tcPr>
-            <w:tcW w:w="0" w:type="auto"/>
-            <w:tcMar>
-              <w:top w:w="240" w:type="dxa"/>
-              <w:left w:w="0" w:type="dxa"/>
-              <w:bottom w:w="240" w:type="dxa"/>
-              <w:right w:w="180" w:type="dxa"/>
-            </w:tcMar>
-            <w:vAlign w:val="center"/>
-            <w:hideMark/>
-          </w:tcPr>
-          <w:p>
-            <w:pPr>
-              <w:widowControl/>
-              <w:adjustRightInd w:val="0"/>
-              <w:snapToGrid w:val="0"/>
-              <w:jc w:val="center"/>
-              <w:rPr>
-                <w:rFonts w:ascii="宋体" w:hAnsi="宋体" w:cs="宋体"/>
-                <w:color w:val="1F1F1F"/>
-                <w:kern w:val="0"/>
-              </w:rPr>
-            </w:pPr>
-            <w:r>
-              <w:rPr>
-                <w:rFonts w:ascii="宋体" w:hAnsi="宋体" w:cs="宋体"/>
-                <w:color w:val="1F1F1F"/>
-                <w:kern w:val="0"/>
-                <w:bdr w:val="none" w:sz="0" w:space="0" w:color="auto" w:frame="1"/>
-              </w:rPr>
-              <w:t>8.1 Hz</w:t>
-            </w:r>
-          </w:p>
-        </w:tc>
-        <w:tc>
-          <w:tcPr>
-            <w:tcW w:w="0" w:type="auto"/>
-            <w:tcMar>
-              <w:top w:w="240" w:type="dxa"/>
-              <w:left w:w="0" w:type="dxa"/>
-              <w:bottom w:w="240" w:type="dxa"/>
-              <w:right w:w="180" w:type="dxa"/>
-            </w:tcMar>
-            <w:vAlign w:val="center"/>
-            <w:hideMark/>
-          </w:tcPr>
-          <w:p>
-            <w:pPr>
-              <w:widowControl/>
-              <w:adjustRightInd w:val="0"/>
-              <w:snapToGrid w:val="0"/>
-              <w:jc w:val="center"/>
-              <w:rPr>
-                <w:rFonts w:ascii="宋体" w:hAnsi="宋体" w:cs="宋体"/>
-                <w:color w:val="1F1F1F"/>
-                <w:kern w:val="0"/>
-              </w:rPr>
-            </w:pPr>
-            <w:r>
-              <w:rPr>
-                <w:rFonts w:ascii="宋体" w:hAnsi="宋体" w:cs="宋体"/>
-                <w:color w:val="1F1F1F"/>
-                <w:kern w:val="0"/>
-                <w:bdr w:val="none" w:sz="0" w:space="0" w:color="auto" w:frame="1"/>
-              </w:rPr>
-              <w:t>2~5次连续谐波簇</w:t>
-            </w:r>
-          </w:p>
-        </w:tc>
-        <w:tc>
-          <w:tcPr>
-            <w:tcW w:w="0" w:type="auto"/>
-            <w:tcMar>
-              <w:top w:w="240" w:type="dxa"/>
-              <w:left w:w="0" w:type="dxa"/>
-              <w:bottom w:w="240" w:type="dxa"/>
-              <w:right w:w="0" w:type="dxa"/>
-            </w:tcMar>
-            <w:vAlign w:val="center"/>
-            <w:hideMark/>
-          </w:tcPr>
-          <w:p>
-            <w:pPr>
-              <w:widowControl/>
-              <w:adjustRightInd w:val="0"/>
-              <w:snapToGrid w:val="0"/>
-              <w:jc w:val="center"/>
-              <w:rPr>
-                <w:rFonts w:ascii="宋体" w:hAnsi="宋体" w:cs="宋体"/>
-                <w:color w:val="1F1F1F"/>
-                <w:kern w:val="0"/>
-              </w:rPr>
-            </w:pPr>
-            <w:r>
-              <w:rPr>
-                <w:rFonts w:ascii="宋体" w:hAnsi="宋体" w:cs="宋体"/>
-                <w:color w:val="1F1F1F"/>
-                <w:kern w:val="0"/>
-                <w:bdr w:val="none" w:sz="0" w:space="0" w:color="auto" w:frame="1"/>
-              </w:rPr>
-              <w:t>0.88 (强)</w:t>
-            </w:r>
-          </w:p>
-        </w:tc>
-      </w:tr>
     </w:tbl>
     <w:p>
       <w:r>
@@ -2876,9 +2261,11 @@
         </w:rPr>
         <w:t>目标位置信息代码</w:t>
       </w:r>
+      <w:proofErr w:type="spellStart"/>
       <w:r>
         <w:t>plot_target_locaiton.m</w:t>
       </w:r>
+      <w:proofErr w:type="spellEnd"/>
     </w:p>
     <w:p>
       <w:pPr>
@@ -3121,12 +2508,14 @@
         </w:rPr>
         <w:t>数学库，</w:t>
       </w:r>
+      <w:proofErr w:type="spellStart"/>
       <w:r>
         <w:rPr>
           <w:rFonts w:hint="eastAsia"/>
         </w:rPr>
         <w:t>qcustomplot</w:t>
       </w:r>
+      <w:proofErr w:type="spellEnd"/>
       <w:r>
         <w:rPr>
           <w:rFonts w:hint="eastAsia"/>
@@ -3237,6 +2626,7 @@
         </w:rPr>
         <w:t>秒，我就有了一个总共</w:t>
       </w:r>
+      <w:proofErr w:type="spellStart"/>
       <w:r>
         <w:rPr>
           <w:rFonts w:hint="eastAsia"/>
@@ -3244,7 +2634,11 @@
         <w:t>T</w:t>
       </w:r>
       <w:r>
-        <w:t>_all(</w:t>
+        <w:t>_all</w:t>
+      </w:r>
+      <w:proofErr w:type="spellEnd"/>
+      <w:r>
+        <w:t>(</w:t>
       </w:r>
       <w:r>
         <w:rPr>
@@ -3502,8 +2896,18 @@
           <w:sz w:val="11"/>
           <w:szCs w:val="13"/>
         </w:rPr>
-        <w:t>实时检测汇报</w:t>
-      </w:r>
+        <w:t>实时</w:t>
+      </w:r>
+      <w:proofErr w:type="gramStart"/>
+      <w:r>
+        <w:rPr>
+          <w:rFonts w:hint="eastAsia"/>
+          <w:sz w:val="11"/>
+          <w:szCs w:val="13"/>
+        </w:rPr>
+        <w:t>检测汇报</w:t>
+      </w:r>
+      <w:proofErr w:type="gramEnd"/>
       <w:r>
         <w:rPr>
           <w:rFonts w:hint="eastAsia"/>
@@ -3923,13 +3327,23 @@
         </w:rPr>
         <w:t xml:space="preserve">  [</w:t>
       </w:r>
-      <w:r>
-        <w:rPr>
-          <w:rFonts w:hint="eastAsia"/>
-          <w:sz w:val="11"/>
-          <w:szCs w:val="13"/>
-        </w:rPr>
-        <w:t>本帧全局线谱聚合</w:t>
+      <w:proofErr w:type="gramStart"/>
+      <w:r>
+        <w:rPr>
+          <w:rFonts w:hint="eastAsia"/>
+          <w:sz w:val="11"/>
+          <w:szCs w:val="13"/>
+        </w:rPr>
+        <w:t>本帧全局</w:t>
+      </w:r>
+      <w:proofErr w:type="gramEnd"/>
+      <w:r>
+        <w:rPr>
+          <w:rFonts w:hint="eastAsia"/>
+          <w:sz w:val="11"/>
+          <w:szCs w:val="13"/>
+        </w:rPr>
+        <w:t>线谱聚合</w:t>
       </w:r>
       <w:r>
         <w:rPr>
@@ -3955,13 +3369,23 @@
         </w:rPr>
         <w:t xml:space="preserve"> 6 </w:t>
       </w:r>
-      <w:r>
-        <w:rPr>
-          <w:rFonts w:hint="eastAsia"/>
-          <w:sz w:val="11"/>
-          <w:szCs w:val="13"/>
-        </w:rPr>
-        <w:t>个特征波束簇</w:t>
+      <w:proofErr w:type="gramStart"/>
+      <w:r>
+        <w:rPr>
+          <w:rFonts w:hint="eastAsia"/>
+          <w:sz w:val="11"/>
+          <w:szCs w:val="13"/>
+        </w:rPr>
+        <w:t>个</w:t>
+      </w:r>
+      <w:proofErr w:type="gramEnd"/>
+      <w:r>
+        <w:rPr>
+          <w:rFonts w:hint="eastAsia"/>
+          <w:sz w:val="11"/>
+          <w:szCs w:val="13"/>
+        </w:rPr>
+        <w:t>特征波束簇</w:t>
       </w:r>
       <w:r>
         <w:rPr>
@@ -4446,7 +3870,21 @@
         <w:rPr>
           <w:rFonts w:hint="eastAsia"/>
         </w:rPr>
-        <w:t>(CBF_vs_DCV)</w:t>
+        <w:t>(</w:t>
+      </w:r>
+      <w:proofErr w:type="spellStart"/>
+      <w:r>
+        <w:rPr>
+          <w:rFonts w:hint="eastAsia"/>
+        </w:rPr>
+        <w:t>CBF_vs_DCV</w:t>
+      </w:r>
+      <w:proofErr w:type="spellEnd"/>
+      <w:r>
+        <w:rPr>
+          <w:rFonts w:hint="eastAsia"/>
+        </w:rPr>
+        <w:t>)</w:t>
       </w:r>
       <w:r>
         <w:rPr>
@@ -4575,6 +4013,7 @@
         </w:rPr>
         <w:t>N</w:t>
       </w:r>
+      <w:proofErr w:type="gramStart"/>
       <w:r>
         <w:rPr>
           <w:rFonts w:hint="eastAsia"/>
@@ -4582,6 +4021,7 @@
         <w:t>批数据</w:t>
       </w:r>
       <w:bookmarkEnd w:id="0"/>
+      <w:proofErr w:type="gramEnd"/>
       <w:r>
         <w:rPr>
           <w:rFonts w:hint="eastAsia"/>
@@ -4674,6 +4114,7 @@
         </w:rPr>
         <w:t>N</w:t>
       </w:r>
+      <w:proofErr w:type="gramStart"/>
       <w:r>
         <w:rPr>
           <w:rFonts w:ascii="Segoe UI Emoji" w:hAnsi="Segoe UI Emoji" w:cs="Segoe UI Emoji" w:hint="eastAsia"/>
@@ -4682,6 +4123,7 @@
         </w:rPr>
         <w:t>批数据</w:t>
       </w:r>
+      <w:proofErr w:type="gramEnd"/>
       <w:r>
         <w:rPr>
           <w:rFonts w:ascii="Segoe UI Emoji" w:hAnsi="Segoe UI Emoji" w:cs="Segoe UI Emoji" w:hint="eastAsia"/>
@@ -5651,9 +5093,11 @@
         </w:rPr>
         <w:t>自校验模块以</w:t>
       </w:r>
+      <w:proofErr w:type="spellStart"/>
       <w:r>
         <w:t>plot_target_locaiton.m</w:t>
       </w:r>
+      <w:proofErr w:type="spellEnd"/>
       <w:r>
         <w:rPr>
           <w:rFonts w:hint="eastAsia"/>
@@ -5870,9 +5314,11 @@
         </w:rPr>
         <w:t>计算一次</w:t>
       </w:r>
+      <w:proofErr w:type="spellStart"/>
       <w:r>
         <w:t>plot_target_locaiton</w:t>
       </w:r>
+      <w:proofErr w:type="spellEnd"/>
       <w:r>
         <w:rPr>
           <w:rFonts w:hint="eastAsia"/>
@@ -6076,7 +5522,14 @@
         <w:rPr>
           <w:rFonts w:hint="eastAsia"/>
         </w:rPr>
-        <w:t>目标征提取池</w:t>
+        <w:t>目标征提取</w:t>
+      </w:r>
+      <w:proofErr w:type="gramStart"/>
+      <w:r>
+        <w:rPr>
+          <w:rFonts w:hint="eastAsia"/>
+        </w:rPr>
+        <w:t>池</w:t>
       </w:r>
       <w:r>
         <w:rPr>
@@ -6084,6 +5537,7 @@
         </w:rPr>
         <w:t>信息</w:t>
       </w:r>
+      <w:proofErr w:type="gramEnd"/>
       <w:r>
         <w:rPr>
           <w:rFonts w:hint="eastAsia"/>
@@ -6241,11 +5695,19 @@
         </w:rPr>
         <w:t xml:space="preserve"> </w:t>
       </w:r>
-      <w:r>
-        <w:rPr>
-          <w:rFonts w:hint="eastAsia"/>
-        </w:rPr>
-        <w:t>真实轴频</w:t>
+      <w:proofErr w:type="gramStart"/>
+      <w:r>
+        <w:rPr>
+          <w:rFonts w:hint="eastAsia"/>
+        </w:rPr>
+        <w:t>真实轴</w:t>
+      </w:r>
+      <w:proofErr w:type="gramEnd"/>
+      <w:r>
+        <w:rPr>
+          <w:rFonts w:hint="eastAsia"/>
+        </w:rPr>
+        <w:t>频</w:t>
       </w:r>
       <w:r>
         <w:t>REAL_FDEMON</w:t>
@@ -6795,7 +6257,35 @@
         <w:rPr>
           <w:rFonts w:hint="eastAsia"/>
         </w:rPr>
-        <w:t>当初处理完所有帧后，统计按批次处理的输出日志，汇总一个最终版的，要求给出目标识别的正确率。至于</w:t>
+        <w:t>当初处理完所有帧后，</w:t>
+      </w:r>
+      <w:proofErr w:type="gramStart"/>
+      <w:r>
+        <w:rPr>
+          <w:rFonts w:hint="eastAsia"/>
+        </w:rPr>
+        <w:t>统计按</w:t>
+      </w:r>
+      <w:proofErr w:type="gramEnd"/>
+      <w:r>
+        <w:rPr>
+          <w:rFonts w:hint="eastAsia"/>
+        </w:rPr>
+        <w:t>批次处理的输出日志，汇总一个</w:t>
+      </w:r>
+      <w:proofErr w:type="gramStart"/>
+      <w:r>
+        <w:rPr>
+          <w:rFonts w:hint="eastAsia"/>
+        </w:rPr>
+        <w:t>最终版</w:t>
+      </w:r>
+      <w:proofErr w:type="gramEnd"/>
+      <w:r>
+        <w:rPr>
+          <w:rFonts w:hint="eastAsia"/>
+        </w:rPr>
+        <w:t>的，要求给出目标识别的正确率。至于</w:t>
       </w:r>
       <w:r>
         <w:rPr>
